--- a/por/docx/51.content.docx
+++ b/por/docx/51.content.docx
@@ -136,13 +136,6 @@
         <w:rPr>
           <w:lang w:val="pt_PT" w:bidi="pt_PT"/>
         </w:rPr>
-      </w:r>
-      <w:r>
-        <w:rPr>
-          <w:i/>
-          <w:lang w:val="pt_PT" w:bidi="pt_PT"/>
-        </w:rPr>
-        <w:t>Colossenses 1.1, Colossenses 1.2, Colossenses 1.5, Colossenses 1.6, Colossenses 1.7, Colossenses 1.9, Colossenses 1.10, Colossenses 1.12, Colossenses 1.13, Colossenses 1.14, Colossenses 1.15, Colossenses 1.16, Colossenses 1.20, Colossenses 1.21, Colossenses 1.23, Colossenses 1.24, Colossenses 1.27, Colossenses 1.28, Colossenses 2.2, Colossenses 2.3, Colossenses 2.4, Colossenses 2.6, Colossenses 2.8, Colossenses 2:9, Colossenses 2.10, Colossenses 2.11, Colossenses 2.12, Colossenses 2.13, Colossenses 2.14, Colossenses 2.15, Colossenses 2.16, Colossenses 2.17, Colossenses 2.19, Colossenses 2.21, Colossenses 2.23, Colossenses 3.1, Colossenses 3.1–2, Colossenses 3.3, Colossenses 3.4, Colossenses 3.5, Colossenses 3.6, Colossenses 3.8, Colossenses 3.10, Colossenses 3.12, Colossenses 3.13, Colossenses 3.14, Colossenses 3.15, Colossenses 3.15–17, Colossenses 3.16, Colossenses 3.18, Colossenses 3.19, Colossenses 3.20, Colossenses 3.21, Colossenses 3.23–24, Colossenses 3.24, Colossenses 3.25, Colossenses 4.1, Colossenses 4.2, Colossenses 4.3, Colossenses 4.5–6, Colossenses 4.7–9, Colossenses 4.10, Colossenses 4.12, Colossenses 4.14, Colossenses 4.15, Colossenses 4.16, Colossenses 4.18</w:t>
       </w:r>
       <w:r>
         <w:rPr>

--- a/por/docx/51.content.docx
+++ b/por/docx/51.content.docx
@@ -123,19 +123,6 @@
           <w:lang w:val="pt_PT" w:bidi="pt_PT"/>
         </w:rPr>
         <w:t>COL</w:t>
-      </w:r>
-      <w:r>
-        <w:rPr>
-          <w:lang w:val="pt_PT" w:bidi="pt_PT"/>
-        </w:rPr>
-      </w:r>
-    </w:p>
-    <w:p>
-      <w:pPr/>
-      <w:r>
-        <w:rPr>
-          <w:lang w:val="pt_PT" w:bidi="pt_PT"/>
-        </w:rPr>
       </w:r>
       <w:r>
         <w:rPr>

--- a/por/docx/51.content.docx
+++ b/por/docx/51.content.docx
@@ -19,7 +19,7 @@
         <w:rPr>
           <w:lang w:val="pt_PT" w:bidi="pt_PT"/>
         </w:rPr>
-        <w:t>Resource: Perguntas de Tradução (unfoldingWord)</w:t>
+        <w:t>Resource: unfoldingWord® Translation Questions</w:t>
       </w:r>
       <w:r>
         <w:rPr>
@@ -85,7 +85,7 @@
         <w:rPr>
           <w:lang w:val="pt_PT" w:bidi="pt_PT"/>
         </w:rPr>
-        <w:t>Perguntas de Tradução (unfoldingWord)</w:t>
+        <w:t>unfoldingWord® Translation Questions</w:t>
       </w:r>
     </w:p>
     <w:p>
